--- a/arb/docx/06.content.docx
+++ b/arb/docx/06.content.docx
@@ -9,6 +9,8 @@
       </w:pPr>
       <w:r>
         <w:rPr>
+          <w:rtl/>
+          <w:cs/>
           <w:lang w:val="ar_AE" w:bidi="ar_AE"/>
         </w:rPr>
       </w:r>
@@ -20,12 +22,16 @@
       </w:pPr>
       <w:r>
         <w:rPr>
+          <w:rtl/>
+          <w:cs/>
           <w:lang w:val="ar_AE" w:bidi="ar_AE"/>
         </w:rPr>
         <w:t>Resource: Biblica Study Notes</w:t>
       </w:r>
       <w:r>
         <w:rPr>
+          <w:rtl/>
+          <w:cs/>
           <w:lang w:val="ar_AE" w:bidi="ar_AE"/>
         </w:rPr>
       </w:r>
@@ -36,53 +42,71 @@
       </w:pPr>
       <w:r>
         <w:rPr>
+          <w:rtl/>
+          <w:cs/>
           <w:lang w:val="ar_AE" w:bidi="ar_AE"/>
         </w:rPr>
       </w:r>
       <w:r>
         <w:rPr>
           <w:b/>
+          <w:rtl/>
+          <w:cs/>
           <w:lang w:val="ar_AE" w:bidi="ar_AE"/>
         </w:rPr>
         <w:t>Biblica Study Notes (Book Intros)</w:t>
       </w:r>
       <w:r>
         <w:rPr>
+          <w:rtl/>
+          <w:cs/>
           <w:lang w:val="ar_AE" w:bidi="ar_AE"/>
         </w:rPr>
         <w:t xml:space="preserve"> © 2023 Biblica Inc. Released under CC BY-SA 4.0 license. </w:t>
       </w:r>
       <w:r>
         <w:rPr>
+          <w:rtl/>
+          <w:cs/>
           <w:lang w:val="ar_AE" w:bidi="ar_AE"/>
         </w:rPr>
         <w:t>Biblica Study Notes</w:t>
       </w:r>
       <w:r>
         <w:rPr>
+          <w:rtl/>
+          <w:cs/>
           <w:lang w:val="ar_AE" w:bidi="ar_AE"/>
         </w:rPr>
         <w:t xml:space="preserve"> has been adapted in the following languages: Tok Pisin, Arabic (عربي), French (Français), Hindi (हिंदी), Indonesian (Bahasa Indonesia), Portuguese (Português), Russian (Русский), Spanish (Español), Swahili (Kiswahili), and Simplified Chinese (简体中文)from </w:t>
       </w:r>
       <w:r>
         <w:rPr>
+          <w:rtl/>
+          <w:cs/>
           <w:lang w:val="ar_AE" w:bidi="ar_AE"/>
         </w:rPr>
         <w:t>Biblica Study Notes</w:t>
       </w:r>
       <w:r>
         <w:rPr>
+          <w:rtl/>
+          <w:cs/>
           <w:lang w:val="ar_AE" w:bidi="ar_AE"/>
         </w:rPr>
         <w:t xml:space="preserve"> © 2023 Biblica Inc. Released under CC BY-SA 4.0 license by Mission Mutual</w:t>
       </w:r>
       <w:r>
         <w:rPr>
-          <w:lang w:val="ar_AE" w:bidi="ar_AE"/>
-        </w:rPr>
-      </w:r>
-      <w:r>
-        <w:rPr>
+          <w:rtl/>
+          <w:cs/>
+          <w:lang w:val="ar_AE" w:bidi="ar_AE"/>
+        </w:rPr>
+      </w:r>
+      <w:r>
+        <w:rPr>
+          <w:rtl/>
+          <w:cs/>
           <w:lang w:val="ar_AE" w:bidi="ar_AE"/>
         </w:rPr>
       </w:r>
@@ -94,6 +118,8 @@
       </w:pPr>
       <w:r>
         <w:rPr>
+          <w:rtl/>
+          <w:cs/>
           <w:lang w:val="ar_AE" w:bidi="ar_AE"/>
         </w:rPr>
         <w:t>Biblica Study Notes</w:t>
@@ -123,6 +149,8 @@
       </w:pPr>
       <w:r>
         <w:rPr>
+          <w:rtl/>
+          <w:cs/>
           <w:lang w:val="ar_AE" w:bidi="ar_AE"/>
         </w:rPr>
       </w:r>
@@ -134,12 +162,16 @@
       </w:pPr>
       <w:r>
         <w:rPr>
+          <w:rtl/>
+          <w:cs/>
           <w:lang w:val="ar_AE" w:bidi="ar_AE"/>
         </w:rPr>
         <w:t>JOS</w:t>
       </w:r>
       <w:r>
         <w:rPr>
+          <w:rtl/>
+          <w:cs/>
           <w:lang w:val="ar_AE" w:bidi="ar_AE"/>
         </w:rPr>
       </w:r>
@@ -150,22 +182,30 @@
       </w:pPr>
       <w:r>
         <w:rPr>
-          <w:lang w:val="ar_AE" w:bidi="ar_AE"/>
-        </w:rPr>
-      </w:r>
-      <w:r>
-        <w:rPr>
+          <w:rtl/>
+          <w:cs/>
+          <w:lang w:val="ar_AE" w:bidi="ar_AE"/>
+        </w:rPr>
+      </w:r>
+      <w:r>
+        <w:rPr>
+          <w:rtl/>
+          <w:cs/>
           <w:lang w:val="ar_AE" w:bidi="ar_AE"/>
         </w:rPr>
         <w:t xml:space="preserve"> </w:t>
       </w:r>
       <w:r>
         <w:rPr>
-          <w:lang w:val="ar_AE" w:bidi="ar_AE"/>
-        </w:rPr>
-      </w:r>
-      <w:r>
-        <w:rPr>
+          <w:rtl/>
+          <w:cs/>
+          <w:lang w:val="ar_AE" w:bidi="ar_AE"/>
+        </w:rPr>
+      </w:r>
+      <w:r>
+        <w:rPr>
+          <w:rtl/>
+          <w:cs/>
           <w:lang w:val="ar_AE" w:bidi="ar_AE"/>
         </w:rPr>
       </w:r>
@@ -191,6 +231,8 @@
       </w:pPr>
       <w:r>
         <w:rPr>
+          <w:rtl/>
+          <w:cs/>
           <w:lang w:val="ar_AE" w:bidi="ar_AE"/>
         </w:rPr>
       </w:r>
@@ -202,12 +244,16 @@
       </w:pPr>
       <w:r>
         <w:rPr>
+          <w:rtl/>
+          <w:cs/>
           <w:lang w:val="ar_AE" w:bidi="ar_AE"/>
         </w:rPr>
         <w:t>يشوع</w:t>
       </w:r>
       <w:r>
         <w:rPr>
+          <w:rtl/>
+          <w:cs/>
           <w:lang w:val="ar_AE" w:bidi="ar_AE"/>
         </w:rPr>
       </w:r>
@@ -218,12 +264,16 @@
       </w:pPr>
       <w:r>
         <w:rPr>
+          <w:rtl/>
+          <w:cs/>
           <w:lang w:val="ar_AE" w:bidi="ar_AE"/>
         </w:rPr>
       </w:r>
       <w:r>
         <w:rPr>
           <w:b/>
+          <w:rtl/>
+          <w:cs/>
           <w:lang w:val="ar_AE" w:bidi="ar_AE"/>
         </w:rPr>
         <w:t>ما هو سفر يشوع؟</w:t>
@@ -238,11 +288,15 @@
       </w:pPr>
       <w:r>
         <w:rPr>
-          <w:lang w:val="ar_AE" w:bidi="ar_AE"/>
-        </w:rPr>
-      </w:r>
-      <w:r>
-        <w:rPr>
+          <w:rtl/>
+          <w:cs/>
+          <w:lang w:val="ar_AE" w:bidi="ar_AE"/>
+        </w:rPr>
+      </w:r>
+      <w:r>
+        <w:rPr>
+          <w:rtl/>
+          <w:cs/>
           <w:lang w:val="ar_AE" w:bidi="ar_AE"/>
         </w:rPr>
         <w:t>سفر يشوع هو سرد لأحداث في تاريخ شعب إسرائيل. ولقد تم تسجيله في صورة مجموعة من القصص. وتم تناقلها عبر العائلات الإسرائيلية واليهودية لمئات السنين.</w:t>
@@ -257,11 +311,15 @@
       </w:pPr>
       <w:r>
         <w:rPr>
-          <w:lang w:val="ar_AE" w:bidi="ar_AE"/>
-        </w:rPr>
-      </w:r>
-      <w:r>
-        <w:rPr>
+          <w:rtl/>
+          <w:cs/>
+          <w:lang w:val="ar_AE" w:bidi="ar_AE"/>
+        </w:rPr>
+      </w:r>
+      <w:r>
+        <w:rPr>
+          <w:rtl/>
+          <w:cs/>
           <w:lang w:val="ar_AE" w:bidi="ar_AE"/>
         </w:rPr>
         <w:t>يُعتقد أن يشوع كتب بعض هذه القصص حوالي سنة 1370 قبل الميلاد.</w:t>
@@ -276,11 +334,15 @@
       </w:pPr>
       <w:r>
         <w:rPr>
-          <w:lang w:val="ar_AE" w:bidi="ar_AE"/>
-        </w:rPr>
-      </w:r>
-      <w:r>
-        <w:rPr>
+          <w:rtl/>
+          <w:cs/>
+          <w:lang w:val="ar_AE" w:bidi="ar_AE"/>
+        </w:rPr>
+      </w:r>
+      <w:r>
+        <w:rPr>
+          <w:rtl/>
+          <w:cs/>
           <w:lang w:val="ar_AE" w:bidi="ar_AE"/>
         </w:rPr>
         <w:t>تمت كتابة بعض القصص الأخرى (في سفر يشوع) بواسطة أشخاص آخرين من شعب إسرائيل.</w:t>
@@ -292,12 +354,16 @@
       </w:pPr>
       <w:r>
         <w:rPr>
+          <w:rtl/>
+          <w:cs/>
           <w:lang w:val="ar_AE" w:bidi="ar_AE"/>
         </w:rPr>
       </w:r>
       <w:r>
         <w:rPr>
           <w:b/>
+          <w:rtl/>
+          <w:cs/>
           <w:lang w:val="ar_AE" w:bidi="ar_AE"/>
         </w:rPr>
         <w:t>لمن كُتب هذا السفر؟</w:t>
@@ -312,11 +378,15 @@
       </w:pPr>
       <w:r>
         <w:rPr>
-          <w:lang w:val="ar_AE" w:bidi="ar_AE"/>
-        </w:rPr>
-      </w:r>
-      <w:r>
-        <w:rPr>
+          <w:rtl/>
+          <w:cs/>
+          <w:lang w:val="ar_AE" w:bidi="ar_AE"/>
+        </w:rPr>
+      </w:r>
+      <w:r>
+        <w:rPr>
+          <w:rtl/>
+          <w:cs/>
           <w:lang w:val="ar_AE" w:bidi="ar_AE"/>
         </w:rPr>
         <w:t>لشعب إسرائيل.</w:t>
@@ -328,12 +398,16 @@
       </w:pPr>
       <w:r>
         <w:rPr>
+          <w:rtl/>
+          <w:cs/>
           <w:lang w:val="ar_AE" w:bidi="ar_AE"/>
         </w:rPr>
       </w:r>
       <w:r>
         <w:rPr>
           <w:b/>
+          <w:rtl/>
+          <w:cs/>
           <w:lang w:val="ar_AE" w:bidi="ar_AE"/>
         </w:rPr>
         <w:t>لماذا كُتب سفر يشوع؟</w:t>
@@ -348,11 +422,15 @@
       </w:pPr>
       <w:r>
         <w:rPr>
-          <w:lang w:val="ar_AE" w:bidi="ar_AE"/>
-        </w:rPr>
-      </w:r>
-      <w:r>
-        <w:rPr>
+          <w:rtl/>
+          <w:cs/>
+          <w:lang w:val="ar_AE" w:bidi="ar_AE"/>
+        </w:rPr>
+      </w:r>
+      <w:r>
+        <w:rPr>
+          <w:rtl/>
+          <w:cs/>
           <w:lang w:val="ar_AE" w:bidi="ar_AE"/>
         </w:rPr>
         <w:t>لإظهار كيف جاءت الأسباط الاثني عشر للعيش في أرض كنعان. وقد حدث هذا خلال فترة قيادة يشوع.</w:t>
@@ -367,11 +445,15 @@
       </w:pPr>
       <w:r>
         <w:rPr>
-          <w:lang w:val="ar_AE" w:bidi="ar_AE"/>
-        </w:rPr>
-      </w:r>
-      <w:r>
-        <w:rPr>
+          <w:rtl/>
+          <w:cs/>
+          <w:lang w:val="ar_AE" w:bidi="ar_AE"/>
+        </w:rPr>
+      </w:r>
+      <w:r>
+        <w:rPr>
+          <w:rtl/>
+          <w:cs/>
           <w:lang w:val="ar_AE" w:bidi="ar_AE"/>
         </w:rPr>
         <w:t>لتسجيل أعمال الله العظيمة بطرد الأمم التي كانت في أرض كنعان. وهكذا حقق الله وعده بإعطاء الأرض لنسل إبراهيم.</w:t>
@@ -383,12 +465,16 @@
       </w:pPr>
       <w:r>
         <w:rPr>
+          <w:rtl/>
+          <w:cs/>
           <w:lang w:val="ar_AE" w:bidi="ar_AE"/>
         </w:rPr>
       </w:r>
       <w:r>
         <w:rPr>
           <w:b/>
+          <w:rtl/>
+          <w:cs/>
           <w:lang w:val="ar_AE" w:bidi="ar_AE"/>
         </w:rPr>
         <w:t>الأفكار الرئيسية</w:t>
@@ -403,11 +489,15 @@
       </w:pPr>
       <w:r>
         <w:rPr>
-          <w:lang w:val="ar_AE" w:bidi="ar_AE"/>
-        </w:rPr>
-      </w:r>
-      <w:r>
-        <w:rPr>
+          <w:rtl/>
+          <w:cs/>
+          <w:lang w:val="ar_AE" w:bidi="ar_AE"/>
+        </w:rPr>
+      </w:r>
+      <w:r>
+        <w:rPr>
+          <w:rtl/>
+          <w:cs/>
           <w:lang w:val="ar_AE" w:bidi="ar_AE"/>
         </w:rPr>
         <w:t>صنع الله قضاءًا ضد الكنعانيين.</w:t>
@@ -422,11 +512,15 @@
       </w:pPr>
       <w:r>
         <w:rPr>
-          <w:lang w:val="ar_AE" w:bidi="ar_AE"/>
-        </w:rPr>
-      </w:r>
-      <w:r>
-        <w:rPr>
+          <w:rtl/>
+          <w:cs/>
+          <w:lang w:val="ar_AE" w:bidi="ar_AE"/>
+        </w:rPr>
+      </w:r>
+      <w:r>
+        <w:rPr>
+          <w:rtl/>
+          <w:cs/>
           <w:lang w:val="ar_AE" w:bidi="ar_AE"/>
         </w:rPr>
         <w:t>حقق الله وعوده بإعطاء الأرض لأبناء إبراهيم وإسحاق ويعقوب.</w:t>
@@ -441,11 +535,15 @@
       </w:pPr>
       <w:r>
         <w:rPr>
-          <w:lang w:val="ar_AE" w:bidi="ar_AE"/>
-        </w:rPr>
-      </w:r>
-      <w:r>
-        <w:rPr>
+          <w:rtl/>
+          <w:cs/>
+          <w:lang w:val="ar_AE" w:bidi="ar_AE"/>
+        </w:rPr>
+      </w:r>
+      <w:r>
+        <w:rPr>
+          <w:rtl/>
+          <w:cs/>
           <w:lang w:val="ar_AE" w:bidi="ar_AE"/>
         </w:rPr>
         <w:t>تعهد شعب إسرائيل مرة أخرى بالحفاظ على عهد جبل سيناء.</w:t>
@@ -457,12 +555,16 @@
       </w:pPr>
       <w:r>
         <w:rPr>
+          <w:rtl/>
+          <w:cs/>
           <w:lang w:val="ar_AE" w:bidi="ar_AE"/>
         </w:rPr>
       </w:r>
       <w:r>
         <w:rPr>
           <w:b/>
+          <w:rtl/>
+          <w:cs/>
           <w:lang w:val="ar_AE" w:bidi="ar_AE"/>
         </w:rPr>
         <w:t>مخطط السفر</w:t>
@@ -474,12 +576,16 @@
       </w:pPr>
       <w:r>
         <w:rPr>
+          <w:rtl/>
+          <w:cs/>
           <w:lang w:val="ar_AE" w:bidi="ar_AE"/>
         </w:rPr>
       </w:r>
       <w:r>
         <w:rPr>
           <w:b/>
+          <w:rtl/>
+          <w:cs/>
           <w:lang w:val="ar_AE" w:bidi="ar_AE"/>
         </w:rPr>
         <w:t>دخول أرض كنعان (1:1 – 5:12).</w:t>
@@ -491,12 +597,16 @@
       </w:pPr>
       <w:r>
         <w:rPr>
+          <w:rtl/>
+          <w:cs/>
           <w:lang w:val="ar_AE" w:bidi="ar_AE"/>
         </w:rPr>
       </w:r>
       <w:r>
         <w:rPr>
           <w:b/>
+          <w:rtl/>
+          <w:cs/>
           <w:lang w:val="ar_AE" w:bidi="ar_AE"/>
         </w:rPr>
         <w:t>دينونة الله ضد الشعوب الموجودة في أرض كنعان (5:13 − 12:24).</w:t>
@@ -508,12 +618,16 @@
       </w:pPr>
       <w:r>
         <w:rPr>
+          <w:rtl/>
+          <w:cs/>
           <w:lang w:val="ar_AE" w:bidi="ar_AE"/>
         </w:rPr>
       </w:r>
       <w:r>
         <w:rPr>
           <w:b/>
+          <w:rtl/>
+          <w:cs/>
           <w:lang w:val="ar_AE" w:bidi="ar_AE"/>
         </w:rPr>
         <w:t>تقسيم الأرض بين بني إسرائيل (13 – 22).</w:t>
@@ -525,23 +639,31 @@
       </w:pPr>
       <w:r>
         <w:rPr>
+          <w:rtl/>
+          <w:cs/>
           <w:lang w:val="ar_AE" w:bidi="ar_AE"/>
         </w:rPr>
       </w:r>
       <w:r>
         <w:rPr>
           <w:b/>
+          <w:rtl/>
+          <w:cs/>
           <w:lang w:val="ar_AE" w:bidi="ar_AE"/>
         </w:rPr>
         <w:t>كلمات يشوع الأخيرة وموته (23 - 24).</w:t>
       </w:r>
       <w:r>
         <w:rPr>
-          <w:lang w:val="ar_AE" w:bidi="ar_AE"/>
-        </w:rPr>
-      </w:r>
-      <w:r>
-        <w:rPr>
+          <w:rtl/>
+          <w:cs/>
+          <w:lang w:val="ar_AE" w:bidi="ar_AE"/>
+        </w:rPr>
+      </w:r>
+      <w:r>
+        <w:rPr>
+          <w:rtl/>
+          <w:cs/>
           <w:lang w:val="ar_AE" w:bidi="ar_AE"/>
         </w:rPr>
       </w:r>
